--- a/06_可直接打开的Word版/02_选择题题库__选择题按章节__11_实验设计10.docx
+++ b/06_可直接打开的Word版/02_选择题题库__选择题按章节__11_实验设计10.docx
@@ -3,11 +3,11 @@
 <w:document xmlns:wpc="http://schemas.microsoft.com/office/word/2010/wordprocessingCanvas" xmlns:mo="http://schemas.microsoft.com/office/mac/office/2008/main" xmlns:mc="http://schemas.openxmlformats.org/markup-compatibility/2006" xmlns:mv="urn:schemas-microsoft-com:mac:vml" xmlns:o="urn:schemas-microsoft-com:office:office" xmlns:r="http://schemas.openxmlformats.org/officeDocument/2006/relationships" xmlns:m="http://schemas.openxmlformats.org/officeDocument/2006/math" xmlns:v="urn:schemas-microsoft-com:vml" xmlns:wp14="http://schemas.microsoft.com/office/word/2010/wordprocessingDrawing" xmlns:wp="http://schemas.openxmlformats.org/drawingml/2006/wordprocessingDrawing" xmlns:w10="urn:schemas-microsoft-com:office:word" xmlns:w="http://schemas.openxmlformats.org/wordprocessingml/2006/main" xmlns:w14="http://schemas.microsoft.com/office/word/2010/wordml" xmlns:wpg="http://schemas.microsoft.com/office/word/2010/wordprocessingGroup" xmlns:wpi="http://schemas.microsoft.com/office/word/2010/wordprocessingInk" xmlns:wne="http://schemas.microsoft.com/office/word/2006/wordml" xmlns:wps="http://schemas.microsoft.com/office/word/2010/wordprocessingShape" mc:Ignorable="w14 wp14">
   <w:body>
     <w:p>
-      <w:pPr>
-        <w:pStyle w:val="Heading1"/>
-      </w:pPr>
       <w:r>
-        <w:t>实验设计10</w:t>
+        <w:rPr>
+          <w:rFonts w:ascii="Microsoft YaHei" w:hAnsi="Microsoft YaHei" w:eastAsia="Microsoft YaHei"/>
+        </w:rPr>
+        <w:t>﻿# 实验设计10</w:t>
       </w:r>
     </w:p>
     <w:p/>
@@ -15,7 +15,6 @@
       <w:r>
         <w:rPr>
           <w:rFonts w:ascii="Microsoft YaHei" w:hAnsi="Microsoft YaHei" w:eastAsia="Microsoft YaHei"/>
-          <w:sz w:val="22"/>
         </w:rPr>
         <w:t>??: 10</w:t>
       </w:r>
@@ -25,7 +24,6 @@
       <w:r>
         <w:rPr>
           <w:rFonts w:ascii="Microsoft YaHei" w:hAnsi="Microsoft YaHei" w:eastAsia="Microsoft YaHei"/>
-          <w:sz w:val="22"/>
         </w:rPr>
         <w:t>1实验设计的三个基本要素是</w:t>
       </w:r>
@@ -34,7 +32,6 @@
       <w:r>
         <w:rPr>
           <w:rFonts w:ascii="Microsoft YaHei" w:hAnsi="Microsoft YaHei" w:eastAsia="Microsoft YaHei"/>
-          <w:sz w:val="22"/>
         </w:rPr>
         <w:t>A、随机、对照、盲法</w:t>
       </w:r>
@@ -43,7 +40,6 @@
       <w:r>
         <w:rPr>
           <w:rFonts w:ascii="Microsoft YaHei" w:hAnsi="Microsoft YaHei" w:eastAsia="Microsoft YaHei"/>
-          <w:sz w:val="22"/>
         </w:rPr>
         <w:t>B、随机、对照、重复</w:t>
       </w:r>
@@ -52,7 +48,6 @@
       <w:r>
         <w:rPr>
           <w:rFonts w:ascii="Microsoft YaHei" w:hAnsi="Microsoft YaHei" w:eastAsia="Microsoft YaHei"/>
-          <w:sz w:val="22"/>
         </w:rPr>
         <w:t>C、处理因素、受试对象、实验效应</w:t>
       </w:r>
@@ -61,7 +56,6 @@
       <w:r>
         <w:rPr>
           <w:rFonts w:ascii="Microsoft YaHei" w:hAnsi="Microsoft YaHei" w:eastAsia="Microsoft YaHei"/>
-          <w:sz w:val="22"/>
         </w:rPr>
         <w:t>D、处理因素、均衡可比、综合指标</w:t>
       </w:r>
@@ -70,7 +64,6 @@
       <w:r>
         <w:rPr>
           <w:rFonts w:ascii="Microsoft YaHei" w:hAnsi="Microsoft YaHei" w:eastAsia="Microsoft YaHei"/>
-          <w:sz w:val="22"/>
         </w:rPr>
         <w:t>E、受试对象、处理因素、复合指标</w:t>
       </w:r>
@@ -80,7 +73,6 @@
       <w:r>
         <w:rPr>
           <w:rFonts w:ascii="Microsoft YaHei" w:hAnsi="Microsoft YaHei" w:eastAsia="Microsoft YaHei"/>
-          <w:sz w:val="22"/>
         </w:rPr>
         <w:t>2实验设计的基本原则是</w:t>
       </w:r>
@@ -89,7 +81,6 @@
       <w:r>
         <w:rPr>
           <w:rFonts w:ascii="Microsoft YaHei" w:hAnsi="Microsoft YaHei" w:eastAsia="Microsoft YaHei"/>
-          <w:sz w:val="22"/>
         </w:rPr>
         <w:t>A、随机、对照、均衡</w:t>
       </w:r>
@@ -98,7 +89,6 @@
       <w:r>
         <w:rPr>
           <w:rFonts w:ascii="Microsoft YaHei" w:hAnsi="Microsoft YaHei" w:eastAsia="Microsoft YaHei"/>
-          <w:sz w:val="22"/>
         </w:rPr>
         <w:t>B、随机、对照、盲法</w:t>
       </w:r>
@@ -107,7 +97,6 @@
       <w:r>
         <w:rPr>
           <w:rFonts w:ascii="Microsoft YaHei" w:hAnsi="Microsoft YaHei" w:eastAsia="Microsoft YaHei"/>
-          <w:sz w:val="22"/>
         </w:rPr>
         <w:t>C、随机、配对、均衡</w:t>
       </w:r>
@@ -116,7 +105,6 @@
       <w:r>
         <w:rPr>
           <w:rFonts w:ascii="Microsoft YaHei" w:hAnsi="Microsoft YaHei" w:eastAsia="Microsoft YaHei"/>
-          <w:sz w:val="22"/>
         </w:rPr>
         <w:t>D、随机、对照、重复</w:t>
       </w:r>
@@ -125,7 +113,6 @@
       <w:r>
         <w:rPr>
           <w:rFonts w:ascii="Microsoft YaHei" w:hAnsi="Microsoft YaHei" w:eastAsia="Microsoft YaHei"/>
-          <w:sz w:val="22"/>
         </w:rPr>
         <w:t>E、随机、对照、实用</w:t>
       </w:r>
@@ -135,7 +122,6 @@
       <w:r>
         <w:rPr>
           <w:rFonts w:ascii="Microsoft YaHei" w:hAnsi="Microsoft YaHei" w:eastAsia="Microsoft YaHei"/>
-          <w:sz w:val="22"/>
         </w:rPr>
         <w:t>3实验设计中影响样本含量大小的因素不包括</w:t>
       </w:r>
@@ -144,7 +130,6 @@
       <w:r>
         <w:rPr>
           <w:rFonts w:ascii="Microsoft YaHei" w:hAnsi="Microsoft YaHei" w:eastAsia="Microsoft YaHei"/>
-          <w:sz w:val="22"/>
         </w:rPr>
         <w:t>A、α</w:t>
       </w:r>
@@ -153,7 +138,6 @@
       <w:r>
         <w:rPr>
           <w:rFonts w:ascii="Microsoft YaHei" w:hAnsi="Microsoft YaHei" w:eastAsia="Microsoft YaHei"/>
-          <w:sz w:val="22"/>
         </w:rPr>
         <w:t>B、β</w:t>
       </w:r>
@@ -162,7 +146,6 @@
       <w:r>
         <w:rPr>
           <w:rFonts w:ascii="Microsoft YaHei" w:hAnsi="Microsoft YaHei" w:eastAsia="Microsoft YaHei"/>
-          <w:sz w:val="22"/>
         </w:rPr>
         <w:t>C、参数的允许误差δ</w:t>
       </w:r>
@@ -171,7 +154,6 @@
       <w:r>
         <w:rPr>
           <w:rFonts w:ascii="Microsoft YaHei" w:hAnsi="Microsoft YaHei" w:eastAsia="Microsoft YaHei"/>
-          <w:sz w:val="22"/>
         </w:rPr>
         <w:t>D、总体标准差σ</w:t>
       </w:r>
@@ -180,7 +162,6 @@
       <w:r>
         <w:rPr>
           <w:rFonts w:ascii="Microsoft YaHei" w:hAnsi="Microsoft YaHei" w:eastAsia="Microsoft YaHei"/>
-          <w:sz w:val="22"/>
         </w:rPr>
         <w:t>E、系统误差</w:t>
       </w:r>
@@ -190,7 +171,6 @@
       <w:r>
         <w:rPr>
           <w:rFonts w:ascii="Microsoft YaHei" w:hAnsi="Microsoft YaHei" w:eastAsia="Microsoft YaHei"/>
-          <w:sz w:val="22"/>
         </w:rPr>
         <w:t>4下列哪个不是实验效应的选择应注意的</w:t>
       </w:r>
@@ -199,7 +179,6 @@
       <w:r>
         <w:rPr>
           <w:rFonts w:ascii="Microsoft YaHei" w:hAnsi="Microsoft YaHei" w:eastAsia="Microsoft YaHei"/>
-          <w:sz w:val="22"/>
         </w:rPr>
         <w:t>A、特异性</w:t>
       </w:r>
@@ -208,7 +187,6 @@
       <w:r>
         <w:rPr>
           <w:rFonts w:ascii="Microsoft YaHei" w:hAnsi="Microsoft YaHei" w:eastAsia="Microsoft YaHei"/>
-          <w:sz w:val="22"/>
         </w:rPr>
         <w:t>B、灵敏性</w:t>
       </w:r>
@@ -217,7 +195,6 @@
       <w:r>
         <w:rPr>
           <w:rFonts w:ascii="Microsoft YaHei" w:hAnsi="Microsoft YaHei" w:eastAsia="Microsoft YaHei"/>
-          <w:sz w:val="22"/>
         </w:rPr>
         <w:t>C、客观性</w:t>
       </w:r>
@@ -226,7 +203,6 @@
       <w:r>
         <w:rPr>
           <w:rFonts w:ascii="Microsoft YaHei" w:hAnsi="Microsoft YaHei" w:eastAsia="Microsoft YaHei"/>
-          <w:sz w:val="22"/>
         </w:rPr>
         <w:t>D、精确性</w:t>
       </w:r>
@@ -235,7 +211,6 @@
       <w:r>
         <w:rPr>
           <w:rFonts w:ascii="Microsoft YaHei" w:hAnsi="Microsoft YaHei" w:eastAsia="Microsoft YaHei"/>
-          <w:sz w:val="22"/>
         </w:rPr>
         <w:t>E、随机性</w:t>
       </w:r>
@@ -245,7 +220,6 @@
       <w:r>
         <w:rPr>
           <w:rFonts w:ascii="Microsoft YaHei" w:hAnsi="Microsoft YaHei" w:eastAsia="Microsoft YaHei"/>
-          <w:sz w:val="22"/>
         </w:rPr>
         <w:t>5实验设计和调查设计的根本区别是</w:t>
       </w:r>
@@ -254,7 +228,6 @@
       <w:r>
         <w:rPr>
           <w:rFonts w:ascii="Microsoft YaHei" w:hAnsi="Microsoft YaHei" w:eastAsia="Microsoft YaHei"/>
-          <w:sz w:val="22"/>
         </w:rPr>
         <w:t>A、实验设计是以动物为研究对象</w:t>
       </w:r>
@@ -263,7 +236,6 @@
       <w:r>
         <w:rPr>
           <w:rFonts w:ascii="Microsoft YaHei" w:hAnsi="Microsoft YaHei" w:eastAsia="Microsoft YaHei"/>
-          <w:sz w:val="22"/>
         </w:rPr>
         <w:t>B、调查设计是以人为研究对象</w:t>
       </w:r>
@@ -272,7 +244,6 @@
       <w:r>
         <w:rPr>
           <w:rFonts w:ascii="Microsoft YaHei" w:hAnsi="Microsoft YaHei" w:eastAsia="Microsoft YaHei"/>
-          <w:sz w:val="22"/>
         </w:rPr>
         <w:t>C、实验设计可以随机分组</w:t>
       </w:r>
@@ -281,7 +252,6 @@
       <w:r>
         <w:rPr>
           <w:rFonts w:ascii="Microsoft YaHei" w:hAnsi="Microsoft YaHei" w:eastAsia="Microsoft YaHei"/>
-          <w:sz w:val="22"/>
         </w:rPr>
         <w:t>D、实验设计可以人为设置处理因素</w:t>
       </w:r>
@@ -290,7 +260,6 @@
       <w:r>
         <w:rPr>
           <w:rFonts w:ascii="Microsoft YaHei" w:hAnsi="Microsoft YaHei" w:eastAsia="Microsoft YaHei"/>
-          <w:sz w:val="22"/>
         </w:rPr>
         <w:t>E、实验设计研究结果更可靠</w:t>
       </w:r>
@@ -300,7 +269,6 @@
       <w:r>
         <w:rPr>
           <w:rFonts w:ascii="Microsoft YaHei" w:hAnsi="Microsoft YaHei" w:eastAsia="Microsoft YaHei"/>
-          <w:sz w:val="22"/>
         </w:rPr>
         <w:t>6某医师研究丹参预防冠心病的作用，实验组用丹参，对照组用无任何作用的糖丸，这属于</w:t>
       </w:r>
@@ -309,7 +277,6 @@
       <w:r>
         <w:rPr>
           <w:rFonts w:ascii="Microsoft YaHei" w:hAnsi="Microsoft YaHei" w:eastAsia="Microsoft YaHei"/>
-          <w:sz w:val="22"/>
         </w:rPr>
         <w:t>A、实验对照</w:t>
       </w:r>
@@ -318,7 +285,6 @@
       <w:r>
         <w:rPr>
           <w:rFonts w:ascii="Microsoft YaHei" w:hAnsi="Microsoft YaHei" w:eastAsia="Microsoft YaHei"/>
-          <w:sz w:val="22"/>
         </w:rPr>
         <w:t>B、空白对照</w:t>
       </w:r>
@@ -327,7 +293,6 @@
       <w:r>
         <w:rPr>
           <w:rFonts w:ascii="Microsoft YaHei" w:hAnsi="Microsoft YaHei" w:eastAsia="Microsoft YaHei"/>
-          <w:sz w:val="22"/>
         </w:rPr>
         <w:t>C、安慰剂对照</w:t>
       </w:r>
@@ -336,7 +301,6 @@
       <w:r>
         <w:rPr>
           <w:rFonts w:ascii="Microsoft YaHei" w:hAnsi="Microsoft YaHei" w:eastAsia="Microsoft YaHei"/>
-          <w:sz w:val="22"/>
         </w:rPr>
         <w:t>D、标准对照</w:t>
       </w:r>
@@ -345,7 +309,6 @@
       <w:r>
         <w:rPr>
           <w:rFonts w:ascii="Microsoft YaHei" w:hAnsi="Microsoft YaHei" w:eastAsia="Microsoft YaHei"/>
-          <w:sz w:val="22"/>
         </w:rPr>
         <w:t>E、历史对照</w:t>
       </w:r>
@@ -355,7 +318,6 @@
       <w:r>
         <w:rPr>
           <w:rFonts w:ascii="Microsoft YaHei" w:hAnsi="Microsoft YaHei" w:eastAsia="Microsoft YaHei"/>
-          <w:sz w:val="22"/>
         </w:rPr>
         <w:t>7为研究新药“胃灵丹”治疗胃病（胃炎、胃溃疡）疗效，在某医院选择40例胃炎和胃溃疡病人，随机分成实验组和对照组，实验组用胃灵丹治疗，对照组用公认有效的“胃苏冲剂”。这种对照在实验设计中称为</w:t>
       </w:r>
@@ -364,7 +326,6 @@
       <w:r>
         <w:rPr>
           <w:rFonts w:ascii="Microsoft YaHei" w:hAnsi="Microsoft YaHei" w:eastAsia="Microsoft YaHei"/>
-          <w:sz w:val="22"/>
         </w:rPr>
         <w:t>A、实验对照</w:t>
       </w:r>
@@ -373,7 +334,6 @@
       <w:r>
         <w:rPr>
           <w:rFonts w:ascii="Microsoft YaHei" w:hAnsi="Microsoft YaHei" w:eastAsia="Microsoft YaHei"/>
-          <w:sz w:val="22"/>
         </w:rPr>
         <w:t>B、空白对照</w:t>
       </w:r>
@@ -382,7 +342,6 @@
       <w:r>
         <w:rPr>
           <w:rFonts w:ascii="Microsoft YaHei" w:hAnsi="Microsoft YaHei" w:eastAsia="Microsoft YaHei"/>
-          <w:sz w:val="22"/>
         </w:rPr>
         <w:t>C、安慰剂对照</w:t>
       </w:r>
@@ -391,7 +350,6 @@
       <w:r>
         <w:rPr>
           <w:rFonts w:ascii="Microsoft YaHei" w:hAnsi="Microsoft YaHei" w:eastAsia="Microsoft YaHei"/>
-          <w:sz w:val="22"/>
         </w:rPr>
         <w:t>D、标准对照</w:t>
       </w:r>
@@ -400,7 +358,6 @@
       <w:r>
         <w:rPr>
           <w:rFonts w:ascii="Microsoft YaHei" w:hAnsi="Microsoft YaHei" w:eastAsia="Microsoft YaHei"/>
-          <w:sz w:val="22"/>
         </w:rPr>
         <w:t>E、历史对照</w:t>
       </w:r>
@@ -410,7 +367,6 @@
       <w:r>
         <w:rPr>
           <w:rFonts w:ascii="Microsoft YaHei" w:hAnsi="Microsoft YaHei" w:eastAsia="Microsoft YaHei"/>
-          <w:sz w:val="22"/>
         </w:rPr>
         <w:t>8为研究双酚A和邻苯二甲酸对大鼠生殖系统的联合毒性作用，将32只月龄相近的SD雌性大鼠随机分为4组，分别接受含双酚A饲料、含邻苯二甲酸饲料、含双酚A和邻苯二甲酸饲料、普通饲料4种处理，观察指标为每只母鼠所产仔鼠畸形发生率。基于试验目的，本试验属于哪种设计方法</w:t>
       </w:r>
@@ -419,7 +375,6 @@
       <w:r>
         <w:rPr>
           <w:rFonts w:ascii="Microsoft YaHei" w:hAnsi="Microsoft YaHei" w:eastAsia="Microsoft YaHei"/>
-          <w:sz w:val="22"/>
         </w:rPr>
         <w:t>A、完全随机设计</w:t>
       </w:r>
@@ -428,7 +383,6 @@
       <w:r>
         <w:rPr>
           <w:rFonts w:ascii="Microsoft YaHei" w:hAnsi="Microsoft YaHei" w:eastAsia="Microsoft YaHei"/>
-          <w:sz w:val="22"/>
         </w:rPr>
         <w:t>B、随机区组设计</w:t>
       </w:r>
@@ -437,7 +391,6 @@
       <w:r>
         <w:rPr>
           <w:rFonts w:ascii="Microsoft YaHei" w:hAnsi="Microsoft YaHei" w:eastAsia="Microsoft YaHei"/>
-          <w:sz w:val="22"/>
         </w:rPr>
         <w:t>C、拉丁方设计</w:t>
       </w:r>
@@ -446,7 +399,6 @@
       <w:r>
         <w:rPr>
           <w:rFonts w:ascii="Microsoft YaHei" w:hAnsi="Microsoft YaHei" w:eastAsia="Microsoft YaHei"/>
-          <w:sz w:val="22"/>
         </w:rPr>
         <w:t>D、析因设计</w:t>
       </w:r>
@@ -455,7 +407,6 @@
       <w:r>
         <w:rPr>
           <w:rFonts w:ascii="Microsoft YaHei" w:hAnsi="Microsoft YaHei" w:eastAsia="Microsoft YaHei"/>
-          <w:sz w:val="22"/>
         </w:rPr>
         <w:t>E、交叉设计</w:t>
       </w:r>
@@ -465,7 +416,6 @@
       <w:r>
         <w:rPr>
           <w:rFonts w:ascii="Microsoft YaHei" w:hAnsi="Microsoft YaHei" w:eastAsia="Microsoft YaHei"/>
-          <w:sz w:val="22"/>
         </w:rPr>
         <w:t>9选择临床试验的受试对象时，从保护受试者利益考虑，必须在入选标准中明确的条件是</w:t>
       </w:r>
@@ -474,7 +424,6 @@
       <w:r>
         <w:rPr>
           <w:rFonts w:ascii="Microsoft YaHei" w:hAnsi="Microsoft YaHei" w:eastAsia="Microsoft YaHei"/>
-          <w:sz w:val="22"/>
         </w:rPr>
         <w:t>A、受试者的年龄</w:t>
       </w:r>
@@ -483,7 +432,6 @@
       <w:r>
         <w:rPr>
           <w:rFonts w:ascii="Microsoft YaHei" w:hAnsi="Microsoft YaHei" w:eastAsia="Microsoft YaHei"/>
-          <w:sz w:val="22"/>
         </w:rPr>
         <w:t>B、研究疾病的诊断</w:t>
       </w:r>
@@ -492,7 +440,6 @@
       <w:r>
         <w:rPr>
           <w:rFonts w:ascii="Microsoft YaHei" w:hAnsi="Microsoft YaHei" w:eastAsia="Microsoft YaHei"/>
-          <w:sz w:val="22"/>
         </w:rPr>
         <w:t>C、签署知情同意书</w:t>
       </w:r>
@@ -501,7 +448,6 @@
       <w:r>
         <w:rPr>
           <w:rFonts w:ascii="Microsoft YaHei" w:hAnsi="Microsoft YaHei" w:eastAsia="Microsoft YaHei"/>
-          <w:sz w:val="22"/>
         </w:rPr>
         <w:t>D、疾病的病情程度</w:t>
       </w:r>
@@ -510,7 +456,6 @@
       <w:r>
         <w:rPr>
           <w:rFonts w:ascii="Microsoft YaHei" w:hAnsi="Microsoft YaHei" w:eastAsia="Microsoft YaHei"/>
-          <w:sz w:val="22"/>
         </w:rPr>
         <w:t>E、肝肾功能情况</w:t>
       </w:r>
@@ -520,7 +465,6 @@
       <w:r>
         <w:rPr>
           <w:rFonts w:ascii="Microsoft YaHei" w:hAnsi="Microsoft YaHei" w:eastAsia="Microsoft YaHei"/>
-          <w:sz w:val="22"/>
         </w:rPr>
         <w:t>10估计样本含量时，第一类错误越小，则</w:t>
       </w:r>
@@ -529,7 +473,6 @@
       <w:r>
         <w:rPr>
           <w:rFonts w:ascii="Microsoft YaHei" w:hAnsi="Microsoft YaHei" w:eastAsia="Microsoft YaHei"/>
-          <w:sz w:val="22"/>
         </w:rPr>
         <w:t>A、所需的样本量越大</w:t>
       </w:r>
@@ -538,7 +481,6 @@
       <w:r>
         <w:rPr>
           <w:rFonts w:ascii="Microsoft YaHei" w:hAnsi="Microsoft YaHei" w:eastAsia="Microsoft YaHei"/>
-          <w:sz w:val="22"/>
         </w:rPr>
         <w:t>B、所需的样本量越小</w:t>
       </w:r>
@@ -547,7 +489,6 @@
       <w:r>
         <w:rPr>
           <w:rFonts w:ascii="Microsoft YaHei" w:hAnsi="Microsoft YaHei" w:eastAsia="Microsoft YaHei"/>
-          <w:sz w:val="22"/>
         </w:rPr>
         <w:t>C、不影响样本含量</w:t>
       </w:r>
@@ -556,7 +497,6 @@
       <w:r>
         <w:rPr>
           <w:rFonts w:ascii="Microsoft YaHei" w:hAnsi="Microsoft YaHei" w:eastAsia="Microsoft YaHei"/>
-          <w:sz w:val="22"/>
         </w:rPr>
         <w:t>D、所定的样本含量越准确</w:t>
       </w:r>
@@ -565,7 +505,6 @@
       <w:r>
         <w:rPr>
           <w:rFonts w:ascii="Microsoft YaHei" w:hAnsi="Microsoft YaHei" w:eastAsia="Microsoft YaHei"/>
-          <w:sz w:val="22"/>
         </w:rPr>
         <w:t>E、所定的样本含量越粗糙</w:t>
       </w:r>
@@ -945,7 +884,7 @@
     <w:rsid w:val="00FC693F"/>
     <w:rPr>
       <w:rFonts w:ascii="Microsoft YaHei" w:hAnsi="Microsoft YaHei" w:eastAsia="Microsoft YaHei"/>
-      <w:sz w:val="22"/>
+      <w:sz w:val="21"/>
     </w:rPr>
   </w:style>
   <w:style w:type="paragraph" w:styleId="Header">
